--- a/TodoSummaryAssistant_DevOps_Assessment_Document(all workflow and commands and architure).docx
+++ b/TodoSummaryAssistant_DevOps_Assessment_Document(all workflow and commands and architure).docx
@@ -994,15 +994,19 @@
       <w:pPr>
         <w:spacing w:before="60" w:after="60"/>
         <w:rPr>
-          <w:sz w:val="18"/>
-          <w:szCs w:val="18"/>
+          <w:b/>
+          <w:bCs/>
+          <w:sz w:val="24"/>
+          <w:szCs w:val="24"/>
         </w:rPr>
       </w:pPr>
       <w:proofErr w:type="spellStart"/>
       <w:r>
         <w:rPr>
-          <w:sz w:val="18"/>
-          <w:szCs w:val="18"/>
+          <w:b/>
+          <w:bCs/>
+          <w:sz w:val="24"/>
+          <w:szCs w:val="24"/>
         </w:rPr>
         <w:lastRenderedPageBreak/>
         <w:t>TodoSummaryAssistant</w:t>
@@ -1010,8 +1014,10 @@
       <w:proofErr w:type="spellEnd"/>
       <w:r>
         <w:rPr>
-          <w:sz w:val="18"/>
-          <w:szCs w:val="18"/>
+          <w:b/>
+          <w:bCs/>
+          <w:sz w:val="24"/>
+          <w:szCs w:val="24"/>
         </w:rPr>
         <w:t>/</w:t>
       </w:r>
@@ -2923,14 +2929,142 @@
     <w:p>
       <w:pPr>
         <w:spacing w:before="60" w:after="60"/>
-        <w:rPr>
-          <w:sz w:val="18"/>
-          <w:szCs w:val="18"/>
-        </w:rPr>
       </w:pPr>
       <w:r>
         <w:t>4. Build and Push images to Docker Hub</w:t>
       </w:r>
+    </w:p>
+    <w:p>
+      <w:pPr>
+        <w:spacing w:before="60" w:after="60"/>
+      </w:pPr>
+    </w:p>
+    <w:p>
+      <w:pPr>
+        <w:spacing w:before="60" w:after="60"/>
+      </w:pPr>
+    </w:p>
+    <w:p>
+      <w:pPr>
+        <w:spacing w:before="60" w:after="60"/>
+      </w:pPr>
+    </w:p>
+    <w:p>
+      <w:pPr>
+        <w:spacing w:before="60" w:after="60"/>
+      </w:pPr>
+    </w:p>
+    <w:p>
+      <w:pPr>
+        <w:spacing w:before="60" w:after="60"/>
+      </w:pPr>
+    </w:p>
+    <w:p>
+      <w:pPr>
+        <w:spacing w:before="60" w:after="60"/>
+        <w:rPr>
+          <w:sz w:val="48"/>
+          <w:szCs w:val="48"/>
+        </w:rPr>
+      </w:pPr>
+      <w:r>
+        <w:rPr>
+          <w:sz w:val="48"/>
+          <w:szCs w:val="48"/>
+          <w:highlight w:val="yellow"/>
+        </w:rPr>
+        <w:lastRenderedPageBreak/>
+        <w:t>Docker Hub</w:t>
+      </w:r>
+      <w:r>
+        <w:rPr>
+          <w:sz w:val="48"/>
+          <w:szCs w:val="48"/>
+        </w:rPr>
+        <w:t xml:space="preserve"> </w:t>
+      </w:r>
+    </w:p>
+    <w:p>
+      <w:pPr>
+        <w:spacing w:before="60" w:after="60"/>
+      </w:pPr>
+    </w:p>
+    <w:p>
+      <w:pPr>
+        <w:spacing w:before="60" w:after="60"/>
+        <w:rPr>
+          <w:sz w:val="28"/>
+          <w:szCs w:val="28"/>
+        </w:rPr>
+      </w:pPr>
+      <w:r>
+        <w:rPr>
+          <w:sz w:val="28"/>
+          <w:szCs w:val="28"/>
+        </w:rPr>
+        <w:t xml:space="preserve">Username: </w:t>
+      </w:r>
+      <w:proofErr w:type="spellStart"/>
+      <w:r>
+        <w:rPr>
+          <w:color w:val="EE0000"/>
+          <w:sz w:val="28"/>
+          <w:szCs w:val="28"/>
+        </w:rPr>
+        <w:t>gouthukutty</w:t>
+      </w:r>
+      <w:proofErr w:type="spellEnd"/>
+    </w:p>
+    <w:p>
+      <w:pPr>
+        <w:spacing w:before="60" w:after="60"/>
+      </w:pPr>
+      <w:r>
+        <w:drawing>
+          <wp:inline distT="0" distB="0" distL="0" distR="0" wp14:anchorId="2EB835C7" wp14:editId="45B9BED1">
+            <wp:extent cx="6400800" cy="2809875"/>
+            <wp:effectExtent l="0" t="0" r="0" b="9525"/>
+            <wp:docPr id="1083847822" name="Picture 1"/>
+            <wp:cNvGraphicFramePr>
+              <a:graphicFrameLocks xmlns:a="http://schemas.openxmlformats.org/drawingml/2006/main" noChangeAspect="1"/>
+            </wp:cNvGraphicFramePr>
+            <a:graphic xmlns:a="http://schemas.openxmlformats.org/drawingml/2006/main">
+              <a:graphicData uri="http://schemas.openxmlformats.org/drawingml/2006/picture">
+                <pic:pic xmlns:pic="http://schemas.openxmlformats.org/drawingml/2006/picture">
+                  <pic:nvPicPr>
+                    <pic:cNvPr id="1083847822" name=""/>
+                    <pic:cNvPicPr/>
+                  </pic:nvPicPr>
+                  <pic:blipFill>
+                    <a:blip r:embed="rId9"/>
+                    <a:stretch>
+                      <a:fillRect/>
+                    </a:stretch>
+                  </pic:blipFill>
+                  <pic:spPr>
+                    <a:xfrm>
+                      <a:off x="0" y="0"/>
+                      <a:ext cx="6400800" cy="2809875"/>
+                    </a:xfrm>
+                    <a:prstGeom prst="rect">
+                      <a:avLst/>
+                    </a:prstGeom>
+                  </pic:spPr>
+                </pic:pic>
+              </a:graphicData>
+            </a:graphic>
+          </wp:inline>
+        </w:drawing>
+      </w:r>
+    </w:p>
+    <w:p>
+      <w:pPr>
+        <w:spacing w:before="60" w:after="60"/>
+        <w:rPr>
+          <w:sz w:val="18"/>
+          <w:szCs w:val="18"/>
+        </w:rPr>
+      </w:pPr>
     </w:p>
     <w:p>
       <w:pPr>
@@ -3028,6 +3162,158 @@
       <w:pPr>
         <w:spacing w:before="60" w:after="60"/>
         <w:rPr>
+          <w:sz w:val="28"/>
+          <w:szCs w:val="28"/>
+        </w:rPr>
+      </w:pPr>
+      <w:r>
+        <w:rPr>
+          <w:sz w:val="28"/>
+          <w:szCs w:val="28"/>
+        </w:rPr>
+        <w:t xml:space="preserve">BY Using </w:t>
+      </w:r>
+      <w:r>
+        <w:rPr>
+          <w:sz w:val="28"/>
+          <w:szCs w:val="28"/>
+          <w:highlight w:val="cyan"/>
+        </w:rPr>
+        <w:t>deploy.sh</w:t>
+      </w:r>
+      <w:r>
+        <w:rPr>
+          <w:sz w:val="28"/>
+          <w:szCs w:val="28"/>
+        </w:rPr>
+        <w:t xml:space="preserve"> </w:t>
+      </w:r>
+      <w:r>
+        <w:rPr>
+          <w:sz w:val="28"/>
+          <w:szCs w:val="28"/>
+        </w:rPr>
+        <w:t xml:space="preserve">will check the Required </w:t>
+      </w:r>
+      <w:proofErr w:type="spellStart"/>
+      <w:r>
+        <w:rPr>
+          <w:sz w:val="28"/>
+          <w:szCs w:val="28"/>
+        </w:rPr>
+        <w:t>dependiencies</w:t>
+      </w:r>
+      <w:proofErr w:type="spellEnd"/>
+      <w:r>
+        <w:rPr>
+          <w:sz w:val="28"/>
+          <w:szCs w:val="28"/>
+        </w:rPr>
+        <w:t xml:space="preserve"> was installed like </w:t>
+      </w:r>
+      <w:proofErr w:type="spellStart"/>
+      <w:proofErr w:type="gramStart"/>
+      <w:r>
+        <w:rPr>
+          <w:sz w:val="28"/>
+          <w:szCs w:val="28"/>
+        </w:rPr>
+        <w:t>Docker,AWS</w:t>
+      </w:r>
+      <w:proofErr w:type="spellEnd"/>
+      <w:proofErr w:type="gramEnd"/>
+      <w:r>
+        <w:rPr>
+          <w:sz w:val="28"/>
+          <w:szCs w:val="28"/>
+        </w:rPr>
+        <w:t xml:space="preserve"> </w:t>
+      </w:r>
+      <w:proofErr w:type="gramStart"/>
+      <w:r>
+        <w:rPr>
+          <w:sz w:val="28"/>
+          <w:szCs w:val="28"/>
+        </w:rPr>
+        <w:t>CLI ,</w:t>
+      </w:r>
+      <w:proofErr w:type="gramEnd"/>
+      <w:r>
+        <w:rPr>
+          <w:sz w:val="28"/>
+          <w:szCs w:val="28"/>
+        </w:rPr>
+        <w:t xml:space="preserve"> python curl  </w:t>
+      </w:r>
+      <w:r>
+        <w:rPr>
+          <w:sz w:val="28"/>
+          <w:szCs w:val="28"/>
+        </w:rPr>
+        <w:br/>
+        <w:t xml:space="preserve"> and </w:t>
+      </w:r>
+      <w:proofErr w:type="gramStart"/>
+      <w:r>
+        <w:rPr>
+          <w:sz w:val="28"/>
+          <w:szCs w:val="28"/>
+        </w:rPr>
+        <w:t>It</w:t>
+      </w:r>
+      <w:proofErr w:type="gramEnd"/>
+      <w:r>
+        <w:rPr>
+          <w:sz w:val="28"/>
+          <w:szCs w:val="28"/>
+        </w:rPr>
+        <w:t xml:space="preserve"> will </w:t>
+      </w:r>
+      <w:r>
+        <w:rPr>
+          <w:sz w:val="28"/>
+          <w:szCs w:val="28"/>
+          <w:highlight w:val="cyan"/>
+        </w:rPr>
+        <w:t>pull the docker Images</w:t>
+      </w:r>
+      <w:r>
+        <w:rPr>
+          <w:sz w:val="28"/>
+          <w:szCs w:val="28"/>
+        </w:rPr>
+        <w:t xml:space="preserve"> from Docker hub and </w:t>
+      </w:r>
+      <w:proofErr w:type="gramStart"/>
+      <w:r>
+        <w:rPr>
+          <w:sz w:val="28"/>
+          <w:szCs w:val="28"/>
+        </w:rPr>
+        <w:t>Containerize</w:t>
+      </w:r>
+      <w:proofErr w:type="gramEnd"/>
+      <w:r>
+        <w:rPr>
+          <w:sz w:val="28"/>
+          <w:szCs w:val="28"/>
+        </w:rPr>
+        <w:t xml:space="preserve"> the images </w:t>
+      </w:r>
+    </w:p>
+    <w:p>
+      <w:pPr>
+        <w:spacing w:before="60" w:after="60"/>
+        <w:rPr>
+          <w:sz w:val="28"/>
+          <w:szCs w:val="28"/>
+        </w:rPr>
+      </w:pPr>
+    </w:p>
+    <w:p>
+      <w:pPr>
+        <w:spacing w:before="60" w:after="60"/>
+        <w:rPr>
           <w:sz w:val="40"/>
           <w:szCs w:val="40"/>
         </w:rPr>
@@ -3036,6 +3322,7 @@
         <w:rPr>
           <w:noProof/>
         </w:rPr>
+        <w:lastRenderedPageBreak/>
         <w:drawing>
           <wp:inline distT="0" distB="0" distL="0" distR="0" wp14:anchorId="36747E6C" wp14:editId="446EA910">
             <wp:extent cx="6400800" cy="4267200"/>
@@ -3049,417 +3336,6 @@
                 <pic:pic xmlns:pic="http://schemas.openxmlformats.org/drawingml/2006/picture">
                   <pic:nvPicPr>
                     <pic:cNvPr id="0" name="Picture 9"/>
-                    <pic:cNvPicPr>
-                      <a:picLocks noChangeAspect="1" noChangeArrowheads="1"/>
-                    </pic:cNvPicPr>
-                  </pic:nvPicPr>
-                  <pic:blipFill>
-                    <a:blip r:embed="rId9">
-                      <a:extLst>
-                        <a:ext uri="{28A0092B-C50C-407E-A947-70E740481C1C}">
-                          <a14:useLocalDpi xmlns:a14="http://schemas.microsoft.com/office/drawing/2010/main" val="0"/>
-                        </a:ext>
-                      </a:extLst>
-                    </a:blip>
-                    <a:srcRect/>
-                    <a:stretch>
-                      <a:fillRect/>
-                    </a:stretch>
-                  </pic:blipFill>
-                  <pic:spPr bwMode="auto">
-                    <a:xfrm>
-                      <a:off x="0" y="0"/>
-                      <a:ext cx="6400800" cy="4267200"/>
-                    </a:xfrm>
-                    <a:prstGeom prst="rect">
-                      <a:avLst/>
-                    </a:prstGeom>
-                    <a:noFill/>
-                    <a:ln>
-                      <a:noFill/>
-                    </a:ln>
-                  </pic:spPr>
-                </pic:pic>
-              </a:graphicData>
-            </a:graphic>
-          </wp:inline>
-        </w:drawing>
-      </w:r>
-    </w:p>
-    <w:p>
-      <w:pPr>
-        <w:spacing w:before="60" w:after="60"/>
-        <w:rPr>
-          <w:sz w:val="40"/>
-          <w:szCs w:val="40"/>
-        </w:rPr>
-      </w:pPr>
-    </w:p>
-    <w:p>
-      <w:r>
-        <w:rPr>
-          <w:rFonts w:ascii="Calibri" w:hAnsi="Calibri"/>
-        </w:rPr>
-        <w:t>13. If a health check fails, the deployment script automatically rolls back to the previous successful SHA.</w:t>
-      </w:r>
-    </w:p>
-    <w:p>
-      <w:r>
-        <w:rPr>
-          <w:rFonts w:ascii="Calibri" w:hAnsi="Calibri"/>
-        </w:rPr>
-        <w:t>12. If both health checks pass, the deployment is marked successful and the SHA is saved as the current version.</w:t>
-      </w:r>
-    </w:p>
-    <w:p>
-      <w:r>
-        <w:rPr>
-          <w:rFonts w:ascii="Calibri" w:hAnsi="Calibri"/>
-        </w:rPr>
-        <w:t>11. Backend and frontend health checks are executed after deployment.</w:t>
-      </w:r>
-    </w:p>
-    <w:p>
-      <w:r>
-        <w:rPr>
-          <w:rFonts w:ascii="Calibri" w:hAnsi="Calibri"/>
-        </w:rPr>
-        <w:t>10. Docker Compose starts or updates the application and monitoring containers.</w:t>
-      </w:r>
-    </w:p>
-    <w:p>
-      <w:r>
-        <w:rPr>
-          <w:rFonts w:ascii="Calibri" w:hAnsi="Calibri"/>
-        </w:rPr>
-        <w:t>9. Docker pulls the SHA-tagged backend and frontend images from Docker Hub.</w:t>
-      </w:r>
-    </w:p>
-    <w:p>
-      <w:r>
-        <w:rPr>
-          <w:rFonts w:ascii="Calibri" w:hAnsi="Calibri"/>
-        </w:rPr>
-        <w:t>8. deploy.sh retrieves the RDS username and password from AWS Secrets Manager using the EC2 IAM role.</w:t>
-      </w:r>
-    </w:p>
-    <w:p>
-      <w:r>
-        <w:rPr>
-          <w:rFonts w:ascii="Calibri" w:hAnsi="Calibri"/>
-        </w:rPr>
-        <w:t>7. EC2 runs deploy.sh with the selected Git commit SHA.</w:t>
-      </w:r>
-    </w:p>
-    <w:p>
-      <w:r>
-        <w:rPr>
-          <w:rFonts w:ascii="Calibri" w:hAnsi="Calibri"/>
-        </w:rPr>
-        <w:t>6. GitHub Actions connects to EC2 using the configured SSH secrets.</w:t>
-      </w:r>
-    </w:p>
-    <w:p>
-      <w:pPr>
-        <w:spacing w:before="60" w:after="60"/>
-        <w:rPr>
-          <w:b/>
-          <w:bCs/>
-          <w:sz w:val="32"/>
-          <w:szCs w:val="32"/>
-          <w:lang w:val="en-IN"/>
-        </w:rPr>
-      </w:pPr>
-      <w:r>
-        <w:rPr>
-          <w:b/>
-          <w:bCs/>
-          <w:sz w:val="32"/>
-          <w:szCs w:val="32"/>
-          <w:lang w:val="en-IN"/>
-        </w:rPr>
-        <w:t>docker-</w:t>
-      </w:r>
-      <w:proofErr w:type="spellStart"/>
-      <w:r>
-        <w:rPr>
-          <w:b/>
-          <w:bCs/>
-          <w:sz w:val="32"/>
-          <w:szCs w:val="32"/>
-          <w:lang w:val="en-IN"/>
-        </w:rPr>
-        <w:t>compose.yml</w:t>
-      </w:r>
-      <w:proofErr w:type="spellEnd"/>
-    </w:p>
-    <w:p>
-      <w:pPr>
-        <w:spacing w:before="60" w:after="60"/>
-        <w:rPr>
-          <w:sz w:val="32"/>
-          <w:szCs w:val="32"/>
-          <w:lang w:val="en-IN"/>
-        </w:rPr>
-      </w:pPr>
-      <w:r>
-        <w:t>Next Step: Configure and verify monitoring</w:t>
-      </w:r>
-    </w:p>
-    <w:p>
-      <w:pPr>
-        <w:numPr>
-          <w:ilvl w:val="0"/>
-          <w:numId w:val="10"/>
-        </w:numPr>
-        <w:spacing w:before="60" w:after="60"/>
-        <w:rPr>
-          <w:sz w:val="32"/>
-          <w:szCs w:val="32"/>
-          <w:lang w:val="en-IN"/>
-        </w:rPr>
-      </w:pPr>
-      <w:r>
-        <w:rPr>
-          <w:b/>
-          <w:bCs/>
-          <w:sz w:val="32"/>
-          <w:szCs w:val="32"/>
-          <w:lang w:val="en-IN"/>
-        </w:rPr>
-        <w:lastRenderedPageBreak/>
-        <w:t>Backend</w:t>
-      </w:r>
-      <w:r>
-        <w:rPr>
-          <w:sz w:val="32"/>
-          <w:szCs w:val="32"/>
-          <w:lang w:val="en-IN"/>
-        </w:rPr>
-        <w:t xml:space="preserve"> runs the Spring Boot application and connects to the RDS MySQL database. </w:t>
-      </w:r>
-    </w:p>
-    <w:p>
-      <w:pPr>
-        <w:numPr>
-          <w:ilvl w:val="0"/>
-          <w:numId w:val="10"/>
-        </w:numPr>
-        <w:spacing w:before="60" w:after="60"/>
-        <w:rPr>
-          <w:sz w:val="32"/>
-          <w:szCs w:val="32"/>
-          <w:lang w:val="en-IN"/>
-        </w:rPr>
-      </w:pPr>
-      <w:r>
-        <w:rPr>
-          <w:b/>
-          <w:bCs/>
-          <w:sz w:val="32"/>
-          <w:szCs w:val="32"/>
-          <w:lang w:val="en-IN"/>
-        </w:rPr>
-        <w:t>Frontend</w:t>
-      </w:r>
-      <w:r>
-        <w:rPr>
-          <w:sz w:val="32"/>
-          <w:szCs w:val="32"/>
-          <w:lang w:val="en-IN"/>
-        </w:rPr>
-        <w:t xml:space="preserve"> runs the React application using Nginx. </w:t>
-      </w:r>
-    </w:p>
-    <w:p>
-      <w:pPr>
-        <w:numPr>
-          <w:ilvl w:val="0"/>
-          <w:numId w:val="10"/>
-        </w:numPr>
-        <w:spacing w:before="60" w:after="60"/>
-        <w:rPr>
-          <w:sz w:val="32"/>
-          <w:szCs w:val="32"/>
-          <w:lang w:val="en-IN"/>
-        </w:rPr>
-      </w:pPr>
-      <w:r>
-        <w:rPr>
-          <w:b/>
-          <w:bCs/>
-          <w:sz w:val="32"/>
-          <w:szCs w:val="32"/>
-          <w:lang w:val="en-IN"/>
-        </w:rPr>
-        <w:t>Prometheus</w:t>
-      </w:r>
-      <w:r>
-        <w:rPr>
-          <w:sz w:val="32"/>
-          <w:szCs w:val="32"/>
-          <w:lang w:val="en-IN"/>
-        </w:rPr>
-        <w:t xml:space="preserve"> collects application and system metrics from the backend, Node Exporter, and </w:t>
-      </w:r>
-      <w:proofErr w:type="spellStart"/>
-      <w:r>
-        <w:rPr>
-          <w:sz w:val="32"/>
-          <w:szCs w:val="32"/>
-          <w:lang w:val="en-IN"/>
-        </w:rPr>
-        <w:t>cAdvisor</w:t>
-      </w:r>
-      <w:proofErr w:type="spellEnd"/>
-      <w:r>
-        <w:rPr>
-          <w:sz w:val="32"/>
-          <w:szCs w:val="32"/>
-          <w:lang w:val="en-IN"/>
-        </w:rPr>
-        <w:t xml:space="preserve">. </w:t>
-      </w:r>
-    </w:p>
-    <w:p>
-      <w:pPr>
-        <w:numPr>
-          <w:ilvl w:val="0"/>
-          <w:numId w:val="10"/>
-        </w:numPr>
-        <w:spacing w:before="60" w:after="60"/>
-        <w:rPr>
-          <w:sz w:val="32"/>
-          <w:szCs w:val="32"/>
-          <w:lang w:val="en-IN"/>
-        </w:rPr>
-      </w:pPr>
-      <w:r>
-        <w:rPr>
-          <w:b/>
-          <w:bCs/>
-          <w:sz w:val="32"/>
-          <w:szCs w:val="32"/>
-          <w:lang w:val="en-IN"/>
-        </w:rPr>
-        <w:t>Grafana</w:t>
-      </w:r>
-      <w:r>
-        <w:rPr>
-          <w:sz w:val="32"/>
-          <w:szCs w:val="32"/>
-          <w:lang w:val="en-IN"/>
-        </w:rPr>
-        <w:t xml:space="preserve"> displays these metrics through dashboards and alerts. </w:t>
-      </w:r>
-    </w:p>
-    <w:p>
-      <w:pPr>
-        <w:numPr>
-          <w:ilvl w:val="0"/>
-          <w:numId w:val="10"/>
-        </w:numPr>
-        <w:spacing w:before="60" w:after="60"/>
-        <w:rPr>
-          <w:sz w:val="32"/>
-          <w:szCs w:val="32"/>
-          <w:lang w:val="en-IN"/>
-        </w:rPr>
-      </w:pPr>
-      <w:r>
-        <w:rPr>
-          <w:b/>
-          <w:bCs/>
-          <w:sz w:val="32"/>
-          <w:szCs w:val="32"/>
-          <w:lang w:val="en-IN"/>
-        </w:rPr>
-        <w:t>Docker Compose</w:t>
-      </w:r>
-      <w:r>
-        <w:rPr>
-          <w:sz w:val="32"/>
-          <w:szCs w:val="32"/>
-          <w:lang w:val="en-IN"/>
-        </w:rPr>
-        <w:t xml:space="preserve"> runs and manages all these services together on the EC2 instance.</w:t>
-      </w:r>
-    </w:p>
-    <w:p>
-      <w:pPr>
-        <w:spacing w:before="60" w:after="60"/>
-        <w:rPr>
-          <w:sz w:val="40"/>
-          <w:szCs w:val="40"/>
-        </w:rPr>
-      </w:pPr>
-    </w:p>
-    <w:p>
-      <w:pPr>
-        <w:spacing w:before="60" w:after="60"/>
-        <w:rPr>
-          <w:sz w:val="18"/>
-          <w:szCs w:val="18"/>
-        </w:rPr>
-      </w:pPr>
-    </w:p>
-    <w:p>
-      <w:pPr>
-        <w:spacing w:before="60" w:after="60"/>
-        <w:rPr>
-          <w:sz w:val="36"/>
-          <w:szCs w:val="36"/>
-        </w:rPr>
-      </w:pPr>
-      <w:r>
-        <w:rPr>
-          <w:sz w:val="36"/>
-          <w:szCs w:val="36"/>
-        </w:rPr>
-        <w:t>Next</w:t>
-      </w:r>
-      <w:r>
-        <w:rPr>
-          <w:sz w:val="36"/>
-          <w:szCs w:val="36"/>
-        </w:rPr>
-        <w:t>:</w:t>
-      </w:r>
-    </w:p>
-    <w:p>
-      <w:pPr>
-        <w:spacing w:before="60" w:after="60"/>
-        <w:rPr>
-          <w:sz w:val="36"/>
-          <w:szCs w:val="36"/>
-        </w:rPr>
-      </w:pPr>
-    </w:p>
-    <w:p>
-      <w:pPr>
-        <w:spacing w:before="60" w:after="60"/>
-        <w:rPr>
-          <w:sz w:val="36"/>
-          <w:szCs w:val="36"/>
-        </w:rPr>
-      </w:pPr>
-      <w:r>
-        <w:rPr>
-          <w:noProof/>
-        </w:rPr>
-        <w:drawing>
-          <wp:inline distT="0" distB="0" distL="0" distR="0" wp14:anchorId="6ED64ADF" wp14:editId="205201D6">
-            <wp:extent cx="6400800" cy="4267200"/>
-            <wp:effectExtent l="0" t="0" r="0" b="0"/>
-            <wp:docPr id="986204750" name="Picture 7"/>
-            <wp:cNvGraphicFramePr>
-              <a:graphicFrameLocks xmlns:a="http://schemas.openxmlformats.org/drawingml/2006/main" noChangeAspect="1"/>
-            </wp:cNvGraphicFramePr>
-            <a:graphic xmlns:a="http://schemas.openxmlformats.org/drawingml/2006/main">
-              <a:graphicData uri="http://schemas.openxmlformats.org/drawingml/2006/picture">
-                <pic:pic xmlns:pic="http://schemas.openxmlformats.org/drawingml/2006/picture">
-                  <pic:nvPicPr>
-                    <pic:cNvPr id="0" name="Picture 13"/>
                     <pic:cNvPicPr>
                       <a:picLocks noChangeAspect="1" noChangeArrowheads="1"/>
                     </pic:cNvPicPr>
@@ -3501,62 +3377,8 @@
       <w:pPr>
         <w:spacing w:before="60" w:after="60"/>
         <w:rPr>
-          <w:sz w:val="18"/>
-          <w:szCs w:val="18"/>
-        </w:rPr>
-      </w:pPr>
-    </w:p>
-    <w:p>
-      <w:pPr>
-        <w:spacing w:before="60" w:after="60"/>
-        <w:rPr>
-          <w:sz w:val="18"/>
-          <w:szCs w:val="18"/>
-        </w:rPr>
-      </w:pPr>
-    </w:p>
-    <w:p>
-      <w:pPr>
-        <w:spacing w:before="60" w:after="60"/>
-        <w:rPr>
-          <w:sz w:val="18"/>
-          <w:szCs w:val="18"/>
-        </w:rPr>
-      </w:pPr>
-    </w:p>
-    <w:p>
-      <w:pPr>
-        <w:spacing w:before="60" w:after="60"/>
-        <w:rPr>
-          <w:sz w:val="18"/>
-          <w:szCs w:val="18"/>
-        </w:rPr>
-      </w:pPr>
-    </w:p>
-    <w:p>
-      <w:pPr>
-        <w:spacing w:before="60" w:after="60"/>
-        <w:rPr>
-          <w:sz w:val="18"/>
-          <w:szCs w:val="18"/>
-        </w:rPr>
-      </w:pPr>
-    </w:p>
-    <w:p>
-      <w:pPr>
-        <w:spacing w:before="60" w:after="60"/>
-        <w:rPr>
-          <w:sz w:val="18"/>
-          <w:szCs w:val="18"/>
-        </w:rPr>
-      </w:pPr>
-    </w:p>
-    <w:p>
-      <w:pPr>
-        <w:spacing w:before="60" w:after="60"/>
-        <w:rPr>
-          <w:sz w:val="18"/>
-          <w:szCs w:val="18"/>
+          <w:sz w:val="40"/>
+          <w:szCs w:val="40"/>
         </w:rPr>
       </w:pPr>
     </w:p>
@@ -3565,6 +3387,473 @@
         <w:rPr>
           <w:rFonts w:ascii="Calibri" w:hAnsi="Calibri"/>
         </w:rPr>
+        <w:t>13. If a health check fails, the deployment script automatically rolls back to the previous successful SHA.</w:t>
+      </w:r>
+    </w:p>
+    <w:p>
+      <w:r>
+        <w:rPr>
+          <w:rFonts w:ascii="Calibri" w:hAnsi="Calibri"/>
+        </w:rPr>
+        <w:t>12. If both health checks pass, the deployment is marked successful and the SHA is saved as the current version.</w:t>
+      </w:r>
+    </w:p>
+    <w:p>
+      <w:r>
+        <w:rPr>
+          <w:rFonts w:ascii="Calibri" w:hAnsi="Calibri"/>
+        </w:rPr>
+        <w:t>11. Backend and frontend health checks are executed after deployment.</w:t>
+      </w:r>
+    </w:p>
+    <w:p>
+      <w:r>
+        <w:rPr>
+          <w:rFonts w:ascii="Calibri" w:hAnsi="Calibri"/>
+        </w:rPr>
+        <w:t>10. Docker Compose starts or updates the application and monitoring containers.</w:t>
+      </w:r>
+    </w:p>
+    <w:p>
+      <w:r>
+        <w:rPr>
+          <w:rFonts w:ascii="Calibri" w:hAnsi="Calibri"/>
+        </w:rPr>
+        <w:t>9. Docker pulls the SHA-tagged backend and frontend images from Docker Hub.</w:t>
+      </w:r>
+    </w:p>
+    <w:p>
+      <w:r>
+        <w:rPr>
+          <w:rFonts w:ascii="Calibri" w:hAnsi="Calibri"/>
+        </w:rPr>
+        <w:t>8. deploy.sh retrieves the RDS username and password from AWS Secrets Manager using the EC2 IAM role.</w:t>
+      </w:r>
+    </w:p>
+    <w:p>
+      <w:r>
+        <w:rPr>
+          <w:rFonts w:ascii="Calibri" w:hAnsi="Calibri"/>
+        </w:rPr>
+        <w:t>7. EC2 runs deploy.sh with the selected Git commit SHA.</w:t>
+      </w:r>
+    </w:p>
+    <w:p>
+      <w:r>
+        <w:rPr>
+          <w:rFonts w:ascii="Calibri" w:hAnsi="Calibri"/>
+        </w:rPr>
+        <w:t>6. GitHub Actions connects to EC2 using the configured SSH secrets.</w:t>
+      </w:r>
+    </w:p>
+    <w:p>
+      <w:pPr>
+        <w:spacing w:before="60" w:after="60"/>
+        <w:rPr>
+          <w:b/>
+          <w:bCs/>
+          <w:sz w:val="36"/>
+          <w:szCs w:val="36"/>
+          <w:lang w:val="en-IN"/>
+        </w:rPr>
+      </w:pPr>
+      <w:r>
+        <w:rPr>
+          <w:b/>
+          <w:bCs/>
+          <w:sz w:val="36"/>
+          <w:szCs w:val="36"/>
+          <w:highlight w:val="yellow"/>
+          <w:lang w:val="en-IN"/>
+        </w:rPr>
+        <w:t>docker-</w:t>
+      </w:r>
+      <w:proofErr w:type="spellStart"/>
+      <w:r>
+        <w:rPr>
+          <w:b/>
+          <w:bCs/>
+          <w:sz w:val="36"/>
+          <w:szCs w:val="36"/>
+          <w:highlight w:val="yellow"/>
+          <w:lang w:val="en-IN"/>
+        </w:rPr>
+        <w:t>compose.yml</w:t>
+      </w:r>
+      <w:proofErr w:type="spellEnd"/>
+    </w:p>
+    <w:p>
+      <w:pPr>
+        <w:spacing w:before="60" w:after="60"/>
+        <w:rPr>
+          <w:sz w:val="32"/>
+          <w:szCs w:val="32"/>
+          <w:lang w:val="en-IN"/>
+        </w:rPr>
+      </w:pPr>
+      <w:r>
+        <w:t>Next Step: Configure and verify monitoring</w:t>
+      </w:r>
+    </w:p>
+    <w:p>
+      <w:pPr>
+        <w:numPr>
+          <w:ilvl w:val="0"/>
+          <w:numId w:val="10"/>
+        </w:numPr>
+        <w:spacing w:before="60" w:after="60"/>
+        <w:rPr>
+          <w:sz w:val="32"/>
+          <w:szCs w:val="32"/>
+          <w:lang w:val="en-IN"/>
+        </w:rPr>
+      </w:pPr>
+      <w:r>
+        <w:rPr>
+          <w:b/>
+          <w:bCs/>
+          <w:sz w:val="32"/>
+          <w:szCs w:val="32"/>
+          <w:lang w:val="en-IN"/>
+        </w:rPr>
+        <w:t>Backend</w:t>
+      </w:r>
+      <w:r>
+        <w:rPr>
+          <w:sz w:val="32"/>
+          <w:szCs w:val="32"/>
+          <w:lang w:val="en-IN"/>
+        </w:rPr>
+        <w:t xml:space="preserve"> runs the Spring Boot application and connects to the RDS MySQL database. </w:t>
+      </w:r>
+    </w:p>
+    <w:p>
+      <w:pPr>
+        <w:numPr>
+          <w:ilvl w:val="0"/>
+          <w:numId w:val="10"/>
+        </w:numPr>
+        <w:spacing w:before="60" w:after="60"/>
+        <w:rPr>
+          <w:sz w:val="32"/>
+          <w:szCs w:val="32"/>
+          <w:lang w:val="en-IN"/>
+        </w:rPr>
+      </w:pPr>
+      <w:r>
+        <w:rPr>
+          <w:b/>
+          <w:bCs/>
+          <w:sz w:val="32"/>
+          <w:szCs w:val="32"/>
+          <w:lang w:val="en-IN"/>
+        </w:rPr>
+        <w:t>Frontend</w:t>
+      </w:r>
+      <w:r>
+        <w:rPr>
+          <w:sz w:val="32"/>
+          <w:szCs w:val="32"/>
+          <w:lang w:val="en-IN"/>
+        </w:rPr>
+        <w:t xml:space="preserve"> runs the React application using Nginx. </w:t>
+      </w:r>
+    </w:p>
+    <w:p>
+      <w:pPr>
+        <w:numPr>
+          <w:ilvl w:val="0"/>
+          <w:numId w:val="10"/>
+        </w:numPr>
+        <w:spacing w:before="60" w:after="60"/>
+        <w:rPr>
+          <w:sz w:val="32"/>
+          <w:szCs w:val="32"/>
+          <w:lang w:val="en-IN"/>
+        </w:rPr>
+      </w:pPr>
+      <w:r>
+        <w:rPr>
+          <w:b/>
+          <w:bCs/>
+          <w:sz w:val="32"/>
+          <w:szCs w:val="32"/>
+          <w:lang w:val="en-IN"/>
+        </w:rPr>
+        <w:lastRenderedPageBreak/>
+        <w:t>Prometheus</w:t>
+      </w:r>
+      <w:r>
+        <w:rPr>
+          <w:sz w:val="32"/>
+          <w:szCs w:val="32"/>
+          <w:lang w:val="en-IN"/>
+        </w:rPr>
+        <w:t xml:space="preserve"> collects application and system metrics from the backend, Node Exporter, and </w:t>
+      </w:r>
+      <w:proofErr w:type="spellStart"/>
+      <w:r>
+        <w:rPr>
+          <w:sz w:val="32"/>
+          <w:szCs w:val="32"/>
+          <w:lang w:val="en-IN"/>
+        </w:rPr>
+        <w:t>cAdvisor</w:t>
+      </w:r>
+      <w:proofErr w:type="spellEnd"/>
+      <w:r>
+        <w:rPr>
+          <w:sz w:val="32"/>
+          <w:szCs w:val="32"/>
+          <w:lang w:val="en-IN"/>
+        </w:rPr>
+        <w:t xml:space="preserve">. </w:t>
+      </w:r>
+    </w:p>
+    <w:p>
+      <w:pPr>
+        <w:numPr>
+          <w:ilvl w:val="0"/>
+          <w:numId w:val="10"/>
+        </w:numPr>
+        <w:spacing w:before="60" w:after="60"/>
+        <w:rPr>
+          <w:sz w:val="32"/>
+          <w:szCs w:val="32"/>
+          <w:lang w:val="en-IN"/>
+        </w:rPr>
+      </w:pPr>
+      <w:r>
+        <w:rPr>
+          <w:b/>
+          <w:bCs/>
+          <w:sz w:val="32"/>
+          <w:szCs w:val="32"/>
+          <w:lang w:val="en-IN"/>
+        </w:rPr>
+        <w:t>Grafana</w:t>
+      </w:r>
+      <w:r>
+        <w:rPr>
+          <w:sz w:val="32"/>
+          <w:szCs w:val="32"/>
+          <w:lang w:val="en-IN"/>
+        </w:rPr>
+        <w:t xml:space="preserve"> displays these metrics through dashboards and alerts. </w:t>
+      </w:r>
+    </w:p>
+    <w:p>
+      <w:pPr>
+        <w:numPr>
+          <w:ilvl w:val="0"/>
+          <w:numId w:val="10"/>
+        </w:numPr>
+        <w:spacing w:before="60" w:after="60"/>
+        <w:rPr>
+          <w:sz w:val="32"/>
+          <w:szCs w:val="32"/>
+          <w:lang w:val="en-IN"/>
+        </w:rPr>
+      </w:pPr>
+      <w:r>
+        <w:rPr>
+          <w:b/>
+          <w:bCs/>
+          <w:sz w:val="32"/>
+          <w:szCs w:val="32"/>
+          <w:lang w:val="en-IN"/>
+        </w:rPr>
+        <w:t>Docker Compose</w:t>
+      </w:r>
+      <w:r>
+        <w:rPr>
+          <w:sz w:val="32"/>
+          <w:szCs w:val="32"/>
+          <w:lang w:val="en-IN"/>
+        </w:rPr>
+        <w:t xml:space="preserve"> runs and manages all these services together on the EC2 instance.</w:t>
+      </w:r>
+    </w:p>
+    <w:p>
+      <w:pPr>
+        <w:spacing w:before="60" w:after="60"/>
+        <w:rPr>
+          <w:sz w:val="40"/>
+          <w:szCs w:val="40"/>
+        </w:rPr>
+      </w:pPr>
+    </w:p>
+    <w:p>
+      <w:pPr>
+        <w:spacing w:before="60" w:after="60"/>
+        <w:rPr>
+          <w:sz w:val="18"/>
+          <w:szCs w:val="18"/>
+        </w:rPr>
+      </w:pPr>
+    </w:p>
+    <w:p>
+      <w:pPr>
+        <w:spacing w:before="60" w:after="60"/>
+        <w:rPr>
+          <w:sz w:val="36"/>
+          <w:szCs w:val="36"/>
+        </w:rPr>
+      </w:pPr>
+      <w:r>
+        <w:rPr>
+          <w:sz w:val="36"/>
+          <w:szCs w:val="36"/>
+        </w:rPr>
+        <w:t>Next</w:t>
+      </w:r>
+      <w:r>
+        <w:rPr>
+          <w:sz w:val="36"/>
+          <w:szCs w:val="36"/>
+        </w:rPr>
+        <w:t>:</w:t>
+      </w:r>
+    </w:p>
+    <w:p>
+      <w:pPr>
+        <w:spacing w:before="60" w:after="60"/>
+        <w:rPr>
+          <w:sz w:val="36"/>
+          <w:szCs w:val="36"/>
+        </w:rPr>
+      </w:pPr>
+    </w:p>
+    <w:p>
+      <w:pPr>
+        <w:spacing w:before="60" w:after="60"/>
+        <w:rPr>
+          <w:sz w:val="36"/>
+          <w:szCs w:val="36"/>
+        </w:rPr>
+      </w:pPr>
+      <w:r>
+        <w:rPr>
+          <w:noProof/>
+        </w:rPr>
+        <w:drawing>
+          <wp:inline distT="0" distB="0" distL="0" distR="0" wp14:anchorId="6ED64ADF" wp14:editId="205201D6">
+            <wp:extent cx="6400800" cy="4267200"/>
+            <wp:effectExtent l="0" t="0" r="0" b="0"/>
+            <wp:docPr id="986204750" name="Picture 7"/>
+            <wp:cNvGraphicFramePr>
+              <a:graphicFrameLocks xmlns:a="http://schemas.openxmlformats.org/drawingml/2006/main" noChangeAspect="1"/>
+            </wp:cNvGraphicFramePr>
+            <a:graphic xmlns:a="http://schemas.openxmlformats.org/drawingml/2006/main">
+              <a:graphicData uri="http://schemas.openxmlformats.org/drawingml/2006/picture">
+                <pic:pic xmlns:pic="http://schemas.openxmlformats.org/drawingml/2006/picture">
+                  <pic:nvPicPr>
+                    <pic:cNvPr id="0" name="Picture 13"/>
+                    <pic:cNvPicPr>
+                      <a:picLocks noChangeAspect="1" noChangeArrowheads="1"/>
+                    </pic:cNvPicPr>
+                  </pic:nvPicPr>
+                  <pic:blipFill>
+                    <a:blip r:embed="rId11">
+                      <a:extLst>
+                        <a:ext uri="{28A0092B-C50C-407E-A947-70E740481C1C}">
+                          <a14:useLocalDpi xmlns:a14="http://schemas.microsoft.com/office/drawing/2010/main" val="0"/>
+                        </a:ext>
+                      </a:extLst>
+                    </a:blip>
+                    <a:srcRect/>
+                    <a:stretch>
+                      <a:fillRect/>
+                    </a:stretch>
+                  </pic:blipFill>
+                  <pic:spPr bwMode="auto">
+                    <a:xfrm>
+                      <a:off x="0" y="0"/>
+                      <a:ext cx="6400800" cy="4267200"/>
+                    </a:xfrm>
+                    <a:prstGeom prst="rect">
+                      <a:avLst/>
+                    </a:prstGeom>
+                    <a:noFill/>
+                    <a:ln>
+                      <a:noFill/>
+                    </a:ln>
+                  </pic:spPr>
+                </pic:pic>
+              </a:graphicData>
+            </a:graphic>
+          </wp:inline>
+        </w:drawing>
+      </w:r>
+    </w:p>
+    <w:p>
+      <w:pPr>
+        <w:spacing w:before="60" w:after="60"/>
+        <w:rPr>
+          <w:sz w:val="18"/>
+          <w:szCs w:val="18"/>
+        </w:rPr>
+      </w:pPr>
+    </w:p>
+    <w:p>
+      <w:pPr>
+        <w:spacing w:before="60" w:after="60"/>
+        <w:rPr>
+          <w:sz w:val="18"/>
+          <w:szCs w:val="18"/>
+        </w:rPr>
+      </w:pPr>
+    </w:p>
+    <w:p>
+      <w:pPr>
+        <w:spacing w:before="60" w:after="60"/>
+        <w:rPr>
+          <w:sz w:val="18"/>
+          <w:szCs w:val="18"/>
+        </w:rPr>
+      </w:pPr>
+    </w:p>
+    <w:p>
+      <w:pPr>
+        <w:spacing w:before="60" w:after="60"/>
+        <w:rPr>
+          <w:sz w:val="18"/>
+          <w:szCs w:val="18"/>
+        </w:rPr>
+      </w:pPr>
+    </w:p>
+    <w:p>
+      <w:pPr>
+        <w:spacing w:before="60" w:after="60"/>
+        <w:rPr>
+          <w:sz w:val="18"/>
+          <w:szCs w:val="18"/>
+        </w:rPr>
+      </w:pPr>
+    </w:p>
+    <w:p>
+      <w:pPr>
+        <w:spacing w:before="60" w:after="60"/>
+        <w:rPr>
+          <w:sz w:val="18"/>
+          <w:szCs w:val="18"/>
+        </w:rPr>
+      </w:pPr>
+    </w:p>
+    <w:p>
+      <w:pPr>
+        <w:spacing w:before="60" w:after="60"/>
+        <w:rPr>
+          <w:sz w:val="18"/>
+          <w:szCs w:val="18"/>
+        </w:rPr>
+      </w:pPr>
+    </w:p>
+    <w:p>
+      <w:r>
+        <w:rPr>
+          <w:rFonts w:ascii="Calibri" w:hAnsi="Calibri"/>
+        </w:rPr>
         <w:t>4. Verify the Grafana dashboard and configured alerts.</w:t>
       </w:r>
     </w:p>
@@ -3573,6 +3862,7 @@
         <w:rPr>
           <w:rFonts w:ascii="Calibri" w:hAnsi="Calibri"/>
         </w:rPr>
+        <w:lastRenderedPageBreak/>
         <w:t>3. Connect Grafana to Prometheus as the monitoring data source.</w:t>
       </w:r>
     </w:p>
@@ -4029,7 +4319,7 @@
                     <pic:cNvPicPr/>
                   </pic:nvPicPr>
                   <pic:blipFill>
-                    <a:blip r:embed="rId11"/>
+                    <a:blip r:embed="rId12"/>
                     <a:stretch>
                       <a:fillRect/>
                     </a:stretch>
@@ -4926,7 +5216,7 @@
                     <pic:cNvPicPr/>
                   </pic:nvPicPr>
                   <pic:blipFill>
-                    <a:blip r:embed="rId12"/>
+                    <a:blip r:embed="rId13"/>
                     <a:stretch>
                       <a:fillRect/>
                     </a:stretch>
@@ -9508,20 +9798,6 @@
       <w:r>
         <w:t xml:space="preserve">AWS — RDS instance: </w:t>
       </w:r>
-      <w:hyperlink r:id="rId13">
-        <w:r>
-          <w:rPr>
-            <w:color w:val="0563C1"/>
-            <w:u w:val="single"/>
-          </w:rPr>
-          <w:t>Open screenshot</w:t>
-        </w:r>
-      </w:hyperlink>
-    </w:p>
-    <w:p>
-      <w:r>
-        <w:t xml:space="preserve">AWS — RDS security group: </w:t>
-      </w:r>
       <w:hyperlink r:id="rId14">
         <w:r>
           <w:rPr>
@@ -9534,7 +9810,7 @@
     </w:p>
     <w:p>
       <w:r>
-        <w:t xml:space="preserve">AWS — EC2 security group: </w:t>
+        <w:t xml:space="preserve">AWS — RDS security group: </w:t>
       </w:r>
       <w:hyperlink r:id="rId15">
         <w:r>
@@ -9548,7 +9824,7 @@
     </w:p>
     <w:p>
       <w:r>
-        <w:t xml:space="preserve">AWS — Secrets Manager: </w:t>
+        <w:t xml:space="preserve">AWS — EC2 security group: </w:t>
       </w:r>
       <w:hyperlink r:id="rId16">
         <w:r>
@@ -9562,7 +9838,7 @@
     </w:p>
     <w:p>
       <w:r>
-        <w:t xml:space="preserve">Deployment — successful deployment: </w:t>
+        <w:t xml:space="preserve">AWS — Secrets Manager: </w:t>
       </w:r>
       <w:hyperlink r:id="rId17">
         <w:r>
@@ -9576,7 +9852,7 @@
     </w:p>
     <w:p>
       <w:r>
-        <w:t xml:space="preserve">Deployment — running containers: </w:t>
+        <w:t xml:space="preserve">Deployment — successful deployment: </w:t>
       </w:r>
       <w:hyperlink r:id="rId18">
         <w:r>
@@ -9590,7 +9866,7 @@
     </w:p>
     <w:p>
       <w:r>
-        <w:t xml:space="preserve">Deployment — health check: </w:t>
+        <w:t xml:space="preserve">Deployment — running containers: </w:t>
       </w:r>
       <w:hyperlink r:id="rId19">
         <w:r>
@@ -9604,7 +9880,7 @@
     </w:p>
     <w:p>
       <w:r>
-        <w:t xml:space="preserve">Deployment — SHA restore: </w:t>
+        <w:t xml:space="preserve">Deployment — health check: </w:t>
       </w:r>
       <w:hyperlink r:id="rId20">
         <w:r>
@@ -9618,7 +9894,7 @@
     </w:p>
     <w:p>
       <w:r>
-        <w:t xml:space="preserve">Monitoring — backend down firing: </w:t>
+        <w:t xml:space="preserve">Deployment — SHA restore: </w:t>
       </w:r>
       <w:hyperlink r:id="rId21">
         <w:r>
@@ -9632,7 +9908,7 @@
     </w:p>
     <w:p>
       <w:r>
-        <w:t xml:space="preserve">Monitoring — alert normal/recovered: </w:t>
+        <w:t xml:space="preserve">Monitoring — backend down firing: </w:t>
       </w:r>
       <w:hyperlink r:id="rId22">
         <w:r>
@@ -9646,7 +9922,7 @@
     </w:p>
     <w:p>
       <w:r>
-        <w:t xml:space="preserve">Monitoring — backend down pending: </w:t>
+        <w:t xml:space="preserve">Monitoring — alert normal/recovered: </w:t>
       </w:r>
       <w:hyperlink r:id="rId23">
         <w:r>
@@ -9660,7 +9936,7 @@
     </w:p>
     <w:p>
       <w:r>
-        <w:t xml:space="preserve">Architecture diagram: </w:t>
+        <w:t xml:space="preserve">Monitoring — backend down pending: </w:t>
       </w:r>
       <w:hyperlink r:id="rId24">
         <w:r>
@@ -9673,6 +9949,20 @@
       </w:hyperlink>
     </w:p>
     <w:p>
+      <w:r>
+        <w:t xml:space="preserve">Architecture diagram: </w:t>
+      </w:r>
+      <w:hyperlink r:id="rId25">
+        <w:r>
+          <w:rPr>
+            <w:color w:val="0563C1"/>
+            <w:u w:val="single"/>
+          </w:rPr>
+          <w:t>Open screenshot</w:t>
+        </w:r>
+      </w:hyperlink>
+    </w:p>
+    <w:p>
       <w:pPr>
         <w:pStyle w:val="Heading2"/>
       </w:pPr>
@@ -10512,7 +10802,7 @@
       </w:r>
     </w:p>
     <w:sectPr>
-      <w:footerReference w:type="default" r:id="rId25"/>
+      <w:footerReference w:type="default" r:id="rId26"/>
       <w:pgSz w:w="12240" w:h="15840"/>
       <w:pgMar w:top="936" w:right="1080" w:bottom="936" w:left="1080" w:header="720" w:footer="720" w:gutter="0"/>
       <w:cols w:space="720"/>
@@ -12725,6 +13015,7 @@
   <w:style w:type="character" w:default="1" w:styleId="DefaultParagraphFont">
     <w:name w:val="Default Paragraph Font"/>
     <w:uiPriority w:val="1"/>
+    <w:semiHidden/>
     <w:unhideWhenUsed/>
   </w:style>
   <w:style w:type="table" w:default="1" w:styleId="TableNormal">
